--- a/docs/reference/10-Development.md.docx
+++ b/docs/reference/10-Development.md.docx
@@ -36,29 +36,29 @@
         <w:rPr>
           <w:rtl w:val="0"/>
         </w:rPr>
-        <w:t xml:space="preserve">Development Master Plan / Repository Bootstrap / Vertical Slice Implementation v1.0</w:t>
-      </w:r>
-    </w:p>
-    <w:p>
-      <w:pPr>
-        <w:rPr/>
-      </w:pPr>
-      <w:r>
-        <w:rPr>
-          <w:rtl w:val="0"/>
-        </w:rPr>
-      </w:r>
-    </w:p>
-    <w:p>
-      <w:pPr>
-        <w:rPr/>
-      </w:pPr>
-      <w:r>
-        <w:rPr>
-          <w:rFonts w:ascii="Arial Unicode MS" w:cs="Arial Unicode MS" w:eastAsia="Arial Unicode MS" w:hAnsi="Arial Unicode MS"/>
-          <w:rtl w:val="0"/>
-        </w:rPr>
-        <w:t xml:space="preserve">文件狀態：Approved Baseline／10 Review Gate PASS</w:t>
+        <w:t xml:space="preserve">Development Master Plan / Repository Bootstrap / Vertical Slice Implementation v1.1</w:t>
+      </w:r>
+    </w:p>
+    <w:p>
+      <w:pPr>
+        <w:rPr/>
+      </w:pPr>
+      <w:r>
+        <w:rPr>
+          <w:rtl w:val="0"/>
+        </w:rPr>
+      </w:r>
+    </w:p>
+    <w:p>
+      <w:pPr>
+        <w:rPr/>
+      </w:pPr>
+      <w:r>
+        <w:rPr>
+          <w:rFonts w:ascii="Arial Unicode MS" w:cs="Arial Unicode MS" w:eastAsia="Arial Unicode MS" w:hAnsi="Arial Unicode MS"/>
+          <w:rtl w:val="0"/>
+        </w:rPr>
+        <w:t xml:space="preserve">文件狀態：Approved Baseline／10 Review Gate PASS／Approved Baseline 文件保護規則已納入</w:t>
       </w:r>
     </w:p>
     <w:p>
@@ -3280,7 +3280,7 @@
           <w:rFonts w:ascii="Arial Unicode MS" w:cs="Arial Unicode MS" w:eastAsia="Arial Unicode MS" w:hAnsi="Arial Unicode MS"/>
           <w:rtl w:val="0"/>
         </w:rPr>
-        <w:t xml:space="preserve">10 不重新定義 04-Database-Design 的 Table Design；04 是唯一 Schema Source of Truth。Development 只能把 04 原樣轉為 Flyway Migration。若 Coding 發現欄位、FK 或 Index 缺口，先回補 04，再新增 Migration，不直接讓程式碼成為隱性規格。</w:t>
+        <w:t xml:space="preserve">10 不重新定義 04-Database-Design 的 Table Design；04 是唯一 Schema Source of Truth。Development 只能把 04 原樣轉為 Flyway Migration。若 Coding 發現欄位、FK 或 Index 缺口，必須先依 13.1 Approved Baseline 文件保護規則回報，經人工 Review 後由正式規格治理流程回補 04，再新增 Migration；不得由 Codex／實作者直接修改 Repository docs/ 內的 Approved Baseline，也不得讓程式碼成為隱性規格。</w:t>
       </w:r>
     </w:p>
     <w:p>
@@ -6770,11 +6770,331 @@
     </w:p>
     <w:p>
       <w:pPr>
+        <w:pStyle w:val="Heading2"/>
+        <w:rPr/>
+      </w:pPr>
+      <w:bookmarkStart w:colFirst="0" w:colLast="0" w:name="_gknbc1gixlvs" w:id="33"/>
+      <w:bookmarkEnd w:id="33"/>
+      <w:r>
+        <w:rPr>
+          <w:rFonts w:ascii="Arial Unicode MS" w:cs="Arial Unicode MS" w:eastAsia="Arial Unicode MS" w:hAnsi="Arial Unicode MS"/>
+          <w:rtl w:val="0"/>
+        </w:rPr>
+        <w:t xml:space="preserve">13.1 Approved Baseline 文件保護與 Source of Truth 治理</w:t>
+      </w:r>
+    </w:p>
+    <w:p>
+      <w:pPr>
+        <w:rPr/>
+      </w:pPr>
+      <w:r>
+        <w:rPr>
+          <w:rFonts w:ascii="Arial Unicode MS" w:cs="Arial Unicode MS" w:eastAsia="Arial Unicode MS" w:hAnsi="Arial Unicode MS"/>
+          <w:rtl w:val="0"/>
+        </w:rPr>
+        <w:t xml:space="preserve">適用範圍：Repository docs/ 內由 Google Drive Approved Baseline 下載／同步的 01～10 規格文件，以及後續經 Review Gate 核准納入的正式規格文件。</w:t>
+      </w:r>
+    </w:p>
+    <w:p>
+      <w:pPr>
+        <w:rPr/>
+      </w:pPr>
+      <w:r>
+        <w:rPr>
+          <w:rtl w:val="0"/>
+        </w:rPr>
+      </w:r>
+    </w:p>
+    <w:p>
+      <w:pPr>
+        <w:rPr/>
+      </w:pPr>
+      <w:r>
+        <w:rPr>
+          <w:rFonts w:ascii="Arial Unicode MS" w:cs="Arial Unicode MS" w:eastAsia="Arial Unicode MS" w:hAnsi="Arial Unicode MS"/>
+          <w:rtl w:val="0"/>
+        </w:rPr>
+        <w:t xml:space="preserve">Source of Truth 定義：</w:t>
+      </w:r>
+    </w:p>
+    <w:p>
+      <w:pPr>
+        <w:rPr/>
+      </w:pPr>
+      <w:r>
+        <w:rPr>
+          <w:rFonts w:ascii="Arial Unicode MS" w:cs="Arial Unicode MS" w:eastAsia="Arial Unicode MS" w:hAnsi="Arial Unicode MS"/>
+          <w:rtl w:val="0"/>
+        </w:rPr>
+        <w:t xml:space="preserve">- Google Drive 為規格 Master / Authoritative Source；所有正式需求、Business Rule、Architecture、Database、Domain、API、UI/UX、Test、Deployment 與 Development Baseline 的核准版本以 Google Drive 為準。</w:t>
+      </w:r>
+    </w:p>
+    <w:p>
+      <w:pPr>
+        <w:rPr/>
+      </w:pPr>
+      <w:r>
+        <w:rPr>
+          <w:rFonts w:ascii="Arial Unicode MS" w:cs="Arial Unicode MS" w:eastAsia="Arial Unicode MS" w:hAnsi="Arial Unicode MS"/>
+          <w:rtl w:val="0"/>
+        </w:rPr>
+        <w:t xml:space="preserve">- Repository docs/ 為開發用 Snapshot，只供 Codex／實作者讀取、搜尋、引用、比對與實作，不是規格決策來源。</w:t>
+      </w:r>
+    </w:p>
+    <w:p>
+      <w:pPr>
+        <w:rPr/>
+      </w:pPr>
+      <w:r>
+        <w:rPr>
+          <w:rFonts w:ascii="Arial Unicode MS" w:cs="Arial Unicode MS" w:eastAsia="Arial Unicode MS" w:hAnsi="Arial Unicode MS"/>
+          <w:rtl w:val="0"/>
+        </w:rPr>
+        <w:t xml:space="preserve">- 本機 docs/ 與 Google Drive 不會自動同步；每個新 Slice 開始前應確認使用的是最新 Approved Baseline Snapshot。若兩邊內容不一致，以 Google Drive 核准版本為準。</w:t>
+      </w:r>
+    </w:p>
+    <w:p>
+      <w:pPr>
+        <w:rPr/>
+      </w:pPr>
+      <w:r>
+        <w:rPr>
+          <w:rtl w:val="0"/>
+        </w:rPr>
+      </w:r>
+    </w:p>
+    <w:p>
+      <w:pPr>
+        <w:rPr/>
+      </w:pPr>
+      <w:r>
+        <w:rPr>
+          <w:rFonts w:ascii="Arial Unicode MS" w:cs="Arial Unicode MS" w:eastAsia="Arial Unicode MS" w:hAnsi="Arial Unicode MS"/>
+          <w:rtl w:val="0"/>
+        </w:rPr>
+        <w:t xml:space="preserve">Approved Baseline 強制唯讀規則：</w:t>
+      </w:r>
+    </w:p>
+    <w:p>
+      <w:pPr>
+        <w:rPr/>
+      </w:pPr>
+      <w:r>
+        <w:rPr>
+          <w:rFonts w:ascii="Arial Unicode MS" w:cs="Arial Unicode MS" w:eastAsia="Arial Unicode MS" w:hAnsi="Arial Unicode MS"/>
+          <w:rtl w:val="0"/>
+        </w:rPr>
+        <w:t xml:space="preserve">- Codex／實作者不得修改、重寫、重新排版、修正文句、更新版本號或刪除 Repository docs/ 內的 Approved Baseline。</w:t>
+      </w:r>
+    </w:p>
+    <w:p>
+      <w:pPr>
+        <w:rPr/>
+      </w:pPr>
+      <w:r>
+        <w:rPr>
+          <w:rFonts w:ascii="Arial Unicode MS" w:cs="Arial Unicode MS" w:eastAsia="Arial Unicode MS" w:hAnsi="Arial Unicode MS"/>
+          <w:rtl w:val="0"/>
+        </w:rPr>
+        <w:t xml:space="preserve">- 不得因程式較容易實作而調整 Database、Domain、API、Business Rule、Security 或 UI/UX 規格。</w:t>
+      </w:r>
+    </w:p>
+    <w:p>
+      <w:pPr>
+        <w:rPr/>
+      </w:pPr>
+      <w:r>
+        <w:rPr>
+          <w:rFonts w:ascii="Arial Unicode MS" w:cs="Arial Unicode MS" w:eastAsia="Arial Unicode MS" w:hAnsi="Arial Unicode MS"/>
+          <w:rtl w:val="0"/>
+        </w:rPr>
+        <w:t xml:space="preserve">- 不得自行解決跨文件衝突，不得以程式碼、Migration、Test 或既有實作反向覆蓋正式規格。</w:t>
+      </w:r>
+    </w:p>
+    <w:p>
+      <w:pPr>
+        <w:rPr/>
+      </w:pPr>
+      <w:r>
+        <w:rPr>
+          <w:rFonts w:ascii="Arial Unicode MS" w:cs="Arial Unicode MS" w:eastAsia="Arial Unicode MS" w:hAnsi="Arial Unicode MS"/>
+          <w:rtl w:val="0"/>
+        </w:rPr>
+        <w:t xml:space="preserve">- 不得讓「目前程式已經這樣寫」成為修改規格的理由；程式碼不得成為隱性 Source of Truth。</w:t>
+      </w:r>
+    </w:p>
+    <w:p>
+      <w:pPr>
+        <w:rPr/>
+      </w:pPr>
+      <w:r>
+        <w:rPr>
+          <w:rFonts w:ascii="Arial Unicode MS" w:cs="Arial Unicode MS" w:eastAsia="Arial Unicode MS" w:hAnsi="Arial Unicode MS"/>
+          <w:rtl w:val="0"/>
+        </w:rPr>
+        <w:t xml:space="preserve">- 只有使用者明確授權「修改規格文件」後，Approved Baseline 才可異動；正式異動應先發生在 Google Drive，完成 Review Gate 後再重新同步到 Repository docs/。</w:t>
+      </w:r>
+    </w:p>
+    <w:p>
+      <w:pPr>
+        <w:rPr/>
+      </w:pPr>
+      <w:r>
+        <w:rPr>
+          <w:rtl w:val="0"/>
+        </w:rPr>
+      </w:r>
+    </w:p>
+    <w:p>
+      <w:pPr>
+        <w:rPr/>
+      </w:pPr>
+      <w:r>
+        <w:rPr>
+          <w:rFonts w:ascii="Arial Unicode MS" w:cs="Arial Unicode MS" w:eastAsia="Arial Unicode MS" w:hAnsi="Arial Unicode MS"/>
+          <w:rtl w:val="0"/>
+        </w:rPr>
+        <w:t xml:space="preserve">Coding 發現規格缺口或衝突時：</w:t>
+      </w:r>
+    </w:p>
+    <w:p>
+      <w:pPr>
+        <w:rPr/>
+      </w:pPr>
+      <w:r>
+        <w:rPr>
+          <w:rFonts w:ascii="Arial Unicode MS" w:cs="Arial Unicode MS" w:eastAsia="Arial Unicode MS" w:hAnsi="Arial Unicode MS"/>
+          <w:rtl w:val="0"/>
+        </w:rPr>
+        <w:t xml:space="preserve">1. 不修改 Repository docs/ Approved Baseline，停止該有爭議項目的自行推導；其他不受影響的工作可繼續。</w:t>
+      </w:r>
+    </w:p>
+    <w:p>
+      <w:pPr>
+        <w:rPr/>
+      </w:pPr>
+      <w:r>
+        <w:rPr>
+          <w:rFonts w:ascii="Arial Unicode MS" w:cs="Arial Unicode MS" w:eastAsia="Arial Unicode MS" w:hAnsi="Arial Unicode MS"/>
+          <w:rtl w:val="0"/>
+        </w:rPr>
+        <w:t xml:space="preserve">2. 在 Completion Report 的 Baseline Ambiguities / Specification Gaps 中列出：涉及文件、章節／規則、問題內容、實作影響、建議的最小修正方案。</w:t>
+      </w:r>
+    </w:p>
+    <w:p>
+      <w:pPr>
+        <w:rPr/>
+      </w:pPr>
+      <w:r>
+        <w:rPr>
+          <w:rFonts w:ascii="Arial Unicode MS" w:cs="Arial Unicode MS" w:eastAsia="Arial Unicode MS" w:hAnsi="Arial Unicode MS"/>
+          <w:rtl w:val="0"/>
+        </w:rPr>
+        <w:t xml:space="preserve">3. 回到人工 Architecture / Product Review 決定是否需要調整規格。</w:t>
+      </w:r>
+    </w:p>
+    <w:p>
+      <w:pPr>
+        <w:rPr/>
+      </w:pPr>
+      <w:r>
+        <w:rPr>
+          <w:rFonts w:ascii="Arial Unicode MS" w:cs="Arial Unicode MS" w:eastAsia="Arial Unicode MS" w:hAnsi="Arial Unicode MS"/>
+          <w:rtl w:val="0"/>
+        </w:rPr>
+        <w:t xml:space="preserve">4. 若需要調整，先更新 Google Drive 對應 Source of Truth，完成 Review PASS。</w:t>
+      </w:r>
+    </w:p>
+    <w:p>
+      <w:pPr>
+        <w:rPr/>
+      </w:pPr>
+      <w:r>
+        <w:rPr>
+          <w:rFonts w:ascii="Arial Unicode MS" w:cs="Arial Unicode MS" w:eastAsia="Arial Unicode MS" w:hAnsi="Arial Unicode MS"/>
+          <w:rtl w:val="0"/>
+        </w:rPr>
+        <w:t xml:space="preserve">5. 使用者重新下載／同步新版文件到 Repository docs/ 後，Codex 才能依新版 Baseline 繼續該項實作。</w:t>
+      </w:r>
+    </w:p>
+    <w:p>
+      <w:pPr>
+        <w:rPr/>
+      </w:pPr>
+      <w:r>
+        <w:rPr>
+          <w:rFonts w:ascii="Arial Unicode MS" w:cs="Arial Unicode MS" w:eastAsia="Arial Unicode MS" w:hAnsi="Arial Unicode MS"/>
+          <w:rtl w:val="0"/>
+        </w:rPr>
+        <w:t xml:space="preserve">6. 規格修正採 forward-fix，不回頭偽造歷史，不為迎合既有程式而降低已核准的安全性、資料一致性或 Business Rule。</w:t>
+      </w:r>
+    </w:p>
+    <w:p>
+      <w:pPr>
+        <w:rPr/>
+      </w:pPr>
+      <w:r>
+        <w:rPr>
+          <w:rtl w:val="0"/>
+        </w:rPr>
+      </w:r>
+    </w:p>
+    <w:p>
+      <w:pPr>
+        <w:rPr/>
+      </w:pPr>
+      <w:r>
+        <w:rPr>
+          <w:rFonts w:ascii="Arial Unicode MS" w:cs="Arial Unicode MS" w:eastAsia="Arial Unicode MS" w:hAnsi="Arial Unicode MS"/>
+          <w:rtl w:val="0"/>
+        </w:rPr>
+        <w:t xml:space="preserve">工程文件例外：</w:t>
+      </w:r>
+    </w:p>
+    <w:p>
+      <w:pPr>
+        <w:rPr/>
+      </w:pPr>
+      <w:r>
+        <w:rPr>
+          <w:rFonts w:ascii="Arial Unicode MS" w:cs="Arial Unicode MS" w:eastAsia="Arial Unicode MS" w:hAnsi="Arial Unicode MS"/>
+          <w:rtl w:val="0"/>
+        </w:rPr>
+        <w:t xml:space="preserve">- README.md、PROJECT_CONTEXT.md、AGENTS.md、docs/development/ 等工程操作文件，在任務有明確授權時可隨程式更新。</w:t>
+      </w:r>
+    </w:p>
+    <w:p>
+      <w:pPr>
+        <w:rPr/>
+      </w:pPr>
+      <w:r>
+        <w:rPr>
+          <w:rFonts w:ascii="Arial Unicode MS" w:cs="Arial Unicode MS" w:eastAsia="Arial Unicode MS" w:hAnsi="Arial Unicode MS"/>
+          <w:rtl w:val="0"/>
+        </w:rPr>
+        <w:t xml:space="preserve">- 上述工程文件不得覆寫或取代 01～10 Approved Baseline；如內容衝突，仍以 Google Drive Approved Baseline 為準。</w:t>
+      </w:r>
+    </w:p>
+    <w:p>
+      <w:pPr>
         <w:pStyle w:val="Heading1"/>
         <w:rPr/>
       </w:pPr>
-      <w:bookmarkStart w:colFirst="0" w:colLast="0" w:name="_hoifnm9rm4op" w:id="33"/>
-      <w:bookmarkEnd w:id="33"/>
+      <w:bookmarkStart w:colFirst="0" w:colLast="0" w:name="_naat7h6z0r92" w:id="34"/>
+      <w:bookmarkEnd w:id="34"/>
+      <w:r>
+        <w:rPr>
+          <w:rtl w:val="0"/>
+        </w:rPr>
+      </w:r>
+    </w:p>
+    <w:p>
+      <w:pPr>
+        <w:pStyle w:val="Heading1"/>
+        <w:rPr/>
+      </w:pPr>
+      <w:bookmarkStart w:colFirst="0" w:colLast="0" w:name="_hoifnm9rm4op" w:id="35"/>
+      <w:bookmarkEnd w:id="35"/>
       <w:r>
         <w:rPr>
           <w:rFonts w:ascii="Arial Unicode MS" w:cs="Arial Unicode MS" w:eastAsia="Arial Unicode MS" w:hAnsi="Arial Unicode MS"/>
@@ -7018,7 +7338,7 @@
           <w:rFonts w:ascii="Arial Unicode MS" w:cs="Arial Unicode MS" w:eastAsia="Arial Unicode MS" w:hAnsi="Arial Unicode MS"/>
           <w:rtl w:val="0"/>
         </w:rPr>
-        <w:t xml:space="preserve">控制：採 forward-fix；先更新對應 04～09 Source of Truth，再修改 code / migration / test，不讓文件與程式分叉。</w:t>
+        <w:t xml:space="preserve">控制：採 forward-fix；Codex／實作者不得直接修改 Repository docs/ 內的 Approved Baseline。先在 Baseline Ambiguities / Specification Gaps 回報，經人工 Architecture Review 後，如需變更，先更新 Google Drive 對應的 01～10 Source of Truth；Review PASS 並重新同步 Repository docs/ 後，再修改 code / migration / test，不讓文件與程式分叉。</w:t>
       </w:r>
     </w:p>
     <w:p>
@@ -7036,8 +7356,8 @@
         <w:pStyle w:val="Heading1"/>
         <w:rPr/>
       </w:pPr>
-      <w:bookmarkStart w:colFirst="0" w:colLast="0" w:name="_5n6r19wp2qws" w:id="34"/>
-      <w:bookmarkEnd w:id="34"/>
+      <w:bookmarkStart w:colFirst="0" w:colLast="0" w:name="_5n6r19wp2qws" w:id="36"/>
+      <w:bookmarkEnd w:id="36"/>
       <w:r>
         <w:rPr>
           <w:rFonts w:ascii="Arial Unicode MS" w:cs="Arial Unicode MS" w:eastAsia="Arial Unicode MS" w:hAnsi="Arial Unicode MS"/>
@@ -7249,8 +7569,8 @@
         <w:pStyle w:val="Heading1"/>
         <w:rPr/>
       </w:pPr>
-      <w:bookmarkStart w:colFirst="0" w:colLast="0" w:name="_ul30o4xs1tpl" w:id="35"/>
-      <w:bookmarkEnd w:id="35"/>
+      <w:bookmarkStart w:colFirst="0" w:colLast="0" w:name="_ul30o4xs1tpl" w:id="37"/>
+      <w:bookmarkEnd w:id="37"/>
       <w:r>
         <w:rPr>
           <w:rtl w:val="0"/>
@@ -7277,7 +7597,7 @@
           <w:rFonts w:ascii="Arial Unicode MS" w:cs="Arial Unicode MS" w:eastAsia="Arial Unicode MS" w:hAnsi="Arial Unicode MS"/>
           <w:rtl w:val="0"/>
         </w:rPr>
-        <w:t xml:space="preserve">以下 12 項已全部確認，10 Review Gate PASS，可正式進入 Repository Bootstrap / Coding：</w:t>
+        <w:t xml:space="preserve">以下 13 項已全部確認，10 Review Gate PASS，可正式進入 Repository Bootstrap / Coding：</w:t>
       </w:r>
     </w:p>
     <w:p>
@@ -7443,6 +7763,18 @@
           <w:rFonts w:ascii="Arial Unicode MS" w:cs="Arial Unicode MS" w:eastAsia="Arial Unicode MS" w:hAnsi="Arial Unicode MS"/>
           <w:rtl w:val="0"/>
         </w:rPr>
+        <w:t xml:space="preserve">13. 同意 Google Drive 為規格 Master／Authoritative Source；Repository docs/ 的 Approved Baseline 為唯讀開發 Snapshot，Codex／實作者不得自行修改規格，發現缺口或衝突須依 13.1 規則回報並經人工 Review、Google Drive 更新與重新同步後再繼續。</w:t>
+      </w:r>
+    </w:p>
+    <w:p>
+      <w:pPr>
+        <w:rPr/>
+      </w:pPr>
+      <w:r>
+        <w:rPr>
+          <w:rFonts w:ascii="Arial Unicode MS" w:cs="Arial Unicode MS" w:eastAsia="Arial Unicode MS" w:hAnsi="Arial Unicode MS"/>
+          <w:rtl w:val="0"/>
+        </w:rPr>
         <w:t xml:space="preserve">10 Review Gate PASS 後的正式下一步：</w:t>
       </w:r>
     </w:p>
@@ -7451,8 +7783,8 @@
         <w:pStyle w:val="Heading2"/>
         <w:rPr/>
       </w:pPr>
-      <w:bookmarkStart w:colFirst="0" w:colLast="0" w:name="_yhdctjnzpoeq" w:id="36"/>
-      <w:bookmarkEnd w:id="36"/>
+      <w:bookmarkStart w:colFirst="0" w:colLast="0" w:name="_yhdctjnzpoeq" w:id="38"/>
+      <w:bookmarkEnd w:id="38"/>
       <w:r>
         <w:rPr>
           <w:rtl w:val="0"/>
@@ -7542,6 +7874,718 @@
           <w:rtl w:val="0"/>
         </w:rPr>
         <w:t xml:space="preserve">→ 讓第一個空白 Vertical Slice 可 build、test、deploy</w:t>
+      </w:r>
+    </w:p>
+    <w:p>
+      <w:pPr>
+        <w:rPr/>
+      </w:pPr>
+      <w:r>
+        <w:rPr>
+          <w:rtl w:val="0"/>
+        </w:rPr>
+      </w:r>
+    </w:p>
+    <w:p>
+      <w:pPr>
+        <w:rPr/>
+      </w:pPr>
+      <w:r>
+        <w:rPr>
+          <w:rtl w:val="0"/>
+        </w:rPr>
+        <w:t xml:space="preserve">17. Slice 2 Baseline Backfill Addendum</w:t>
+      </w:r>
+    </w:p>
+    <w:p>
+      <w:pPr>
+        <w:rPr/>
+      </w:pPr>
+      <w:r>
+        <w:rPr>
+          <w:rFonts w:ascii="Arial Unicode MS" w:cs="Arial Unicode MS" w:eastAsia="Arial Unicode MS" w:hAnsi="Arial Unicode MS"/>
+          <w:rtl w:val="0"/>
+        </w:rPr>
+        <w:t xml:space="preserve">本章補充 9. Vertical Slice Implementation Roadmap 中 Slice 2「Coach Supply + Lesson Demand」之正式 Coding 邊界。若既有 Slice 2 簡述與本章衝突，以本章為準；13.1 Approved Baseline 文件保護規則持續完全適用。</w:t>
+      </w:r>
+    </w:p>
+    <w:p>
+      <w:pPr>
+        <w:rPr/>
+      </w:pPr>
+      <w:r>
+        <w:rPr>
+          <w:rtl w:val="0"/>
+        </w:rPr>
+      </w:r>
+    </w:p>
+    <w:p>
+      <w:pPr>
+        <w:rPr/>
+      </w:pPr>
+      <w:r>
+        <w:rPr>
+          <w:rtl w:val="0"/>
+        </w:rPr>
+        <w:t xml:space="preserve">17.1 Slice 2 Goal</w:t>
+      </w:r>
+    </w:p>
+    <w:p>
+      <w:pPr>
+        <w:rPr/>
+      </w:pPr>
+      <w:r>
+        <w:rPr>
+          <w:rFonts w:ascii="Arial Unicode MS" w:cs="Arial Unicode MS" w:eastAsia="Arial Unicode MS" w:hAnsi="Arial Unicode MS"/>
+          <w:rtl w:val="0"/>
+        </w:rPr>
+        <w:t xml:space="preserve">Slice 2 必須端到端完成：</w:t>
+      </w:r>
+    </w:p>
+    <w:p>
+      <w:pPr>
+        <w:rPr/>
+      </w:pPr>
+      <w:r>
+        <w:rPr>
+          <w:rFonts w:ascii="Arial Unicode MS" w:cs="Arial Unicode MS" w:eastAsia="Arial Unicode MS" w:hAnsi="Arial Unicode MS"/>
+          <w:rtl w:val="0"/>
+        </w:rPr>
+        <w:t xml:space="preserve">- Active User -&gt; Coach Application -&gt; Committee Review -&gt; APPROVED/REJECTED。</w:t>
+      </w:r>
+    </w:p>
+    <w:p>
+      <w:pPr>
+        <w:rPr/>
+      </w:pPr>
+      <w:r>
+        <w:rPr>
+          <w:rFonts w:ascii="Arial Unicode MS" w:cs="Arial Unicode MS" w:eastAsia="Arial Unicode MS" w:hAnsi="Arial Unicode MS"/>
+          <w:rtl w:val="0"/>
+        </w:rPr>
+        <w:t xml:space="preserve">- APPROVED 時 CoachProfile 與同 organization ACTIVE COACH role 原子啟用。</w:t>
+      </w:r>
+    </w:p>
+    <w:p>
+      <w:pPr>
+        <w:rPr/>
+      </w:pPr>
+      <w:r>
+        <w:rPr>
+          <w:rFonts w:ascii="Arial Unicode MS" w:cs="Arial Unicode MS" w:eastAsia="Arial Unicode MS" w:hAnsi="Arial Unicode MS"/>
+          <w:rtl w:val="0"/>
+        </w:rPr>
+        <w:t xml:space="preserve">- Approved Coach 建立單一 TimeRange Availability Proposal -&gt; submit -&gt; Committee review。</w:t>
+      </w:r>
+    </w:p>
+    <w:p>
+      <w:pPr>
+        <w:rPr/>
+      </w:pPr>
+      <w:r>
+        <w:rPr>
+          <w:rFonts w:ascii="Arial Unicode MS" w:cs="Arial Unicode MS" w:eastAsia="Arial Unicode MS" w:hAnsi="Arial Unicode MS"/>
+          <w:rtl w:val="0"/>
+        </w:rPr>
+        <w:t xml:space="preserve">- Student 建立 Lesson Request -&gt; submit -&gt; Committee review。</w:t>
+      </w:r>
+    </w:p>
+    <w:p>
+      <w:pPr>
+        <w:rPr/>
+      </w:pPr>
+      <w:r>
+        <w:rPr>
+          <w:rFonts w:ascii="Arial Unicode MS" w:cs="Arial Unicode MS" w:eastAsia="Arial Unicode MS" w:hAnsi="Arial Unicode MS"/>
+          <w:rtl w:val="0"/>
+        </w:rPr>
+        <w:t xml:space="preserve">- Student 可不指定教練、指定單一 approved CoachProfile，或從單一 approved public Availability 發起需求；若選 Availability，submission 建立 active Claim。</w:t>
+      </w:r>
+    </w:p>
+    <w:p>
+      <w:pPr>
+        <w:rPr/>
+      </w:pPr>
+      <w:r>
+        <w:rPr>
+          <w:rFonts w:ascii="Arial Unicode MS" w:cs="Arial Unicode MS" w:eastAsia="Arial Unicode MS" w:hAnsi="Arial Unicode MS"/>
+          <w:rtl w:val="0"/>
+        </w:rPr>
+        <w:t xml:space="preserve">- Backend/OpenAPI/generated TypeScript client/LIFF/Admin/tests 同步落地。</w:t>
+      </w:r>
+    </w:p>
+    <w:p>
+      <w:pPr>
+        <w:rPr/>
+      </w:pPr>
+      <w:r>
+        <w:rPr>
+          <w:rtl w:val="0"/>
+        </w:rPr>
+      </w:r>
+    </w:p>
+    <w:p>
+      <w:pPr>
+        <w:rPr/>
+      </w:pPr>
+      <w:r>
+        <w:rPr>
+          <w:rtl w:val="0"/>
+        </w:rPr>
+        <w:t xml:space="preserve">17.2 Explicit Slice 2 Boundaries</w:t>
+      </w:r>
+    </w:p>
+    <w:p>
+      <w:pPr>
+        <w:rPr/>
+      </w:pPr>
+      <w:r>
+        <w:rPr>
+          <w:rFonts w:ascii="Arial Unicode MS" w:cs="Arial Unicode MS" w:eastAsia="Arial Unicode MS" w:hAnsi="Arial Unicode MS"/>
+          <w:rtl w:val="0"/>
+        </w:rPr>
+        <w:t xml:space="preserve">Slice 2 **不實作** CourseMatch、Course、CourseSession、Receivable 或 Match Confirmation；這些仍由後續 Slice 負責。</w:t>
+      </w:r>
+    </w:p>
+    <w:p>
+      <w:pPr>
+        <w:rPr/>
+      </w:pPr>
+      <w:r>
+        <w:rPr>
+          <w:rFonts w:ascii="Arial Unicode MS" w:cs="Arial Unicode MS" w:eastAsia="Arial Unicode MS" w:hAnsi="Arial Unicode MS"/>
+          <w:rtl w:val="0"/>
+        </w:rPr>
+        <w:t xml:space="preserve">`coach_availability_claims.converted_course_match_id` 可以是 nullable UUID，但 Slice 2 不建立到 `course_matches` 的 FK，也不為此提前建立 `course_matches` table。Slice 3 建立 Matching schema 後，再用新 forward migration 補 FK。</w:t>
+      </w:r>
+    </w:p>
+    <w:p>
+      <w:pPr>
+        <w:rPr/>
+      </w:pPr>
+      <w:r>
+        <w:rPr>
+          <w:rFonts w:ascii="Arial Unicode MS" w:cs="Arial Unicode MS" w:eastAsia="Arial Unicode MS" w:hAnsi="Arial Unicode MS"/>
+          <w:rtl w:val="0"/>
+        </w:rPr>
+        <w:t xml:space="preserve">Slice 2 不新增 multi-window Availability Aggregate，不新增 preferredCoachIds 多選 Lesson Request，不為了舊 API 範例增加 04 未核准的 persistence 欄位。</w:t>
+      </w:r>
+    </w:p>
+    <w:p>
+      <w:pPr>
+        <w:rPr/>
+      </w:pPr>
+      <w:r>
+        <w:rPr>
+          <w:rtl w:val="0"/>
+        </w:rPr>
+      </w:r>
+    </w:p>
+    <w:p>
+      <w:pPr>
+        <w:rPr/>
+      </w:pPr>
+      <w:r>
+        <w:rPr>
+          <w:rtl w:val="0"/>
+        </w:rPr>
+        <w:t xml:space="preserve">17.3 Coach Authorization Rules</w:t>
+      </w:r>
+    </w:p>
+    <w:p>
+      <w:pPr>
+        <w:rPr/>
+      </w:pPr>
+      <w:r>
+        <w:rPr>
+          <w:rFonts w:ascii="Arial Unicode MS" w:cs="Arial Unicode MS" w:eastAsia="Arial Unicode MS" w:hAnsi="Arial Unicode MS"/>
+          <w:rtl w:val="0"/>
+        </w:rPr>
+        <w:t xml:space="preserve">- Coach Application：ACTIVE authenticated User 可建立，不要求已有 COACH role。</w:t>
+      </w:r>
+    </w:p>
+    <w:p>
+      <w:pPr>
+        <w:rPr/>
+      </w:pPr>
+      <w:r>
+        <w:rPr>
+          <w:rFonts w:ascii="Arial Unicode MS" w:cs="Arial Unicode MS" w:eastAsia="Arial Unicode MS" w:hAnsi="Arial Unicode MS"/>
+          <w:rtl w:val="0"/>
+        </w:rPr>
+        <w:t xml:space="preserve">- Coach Application review：COMMITTEE + same organization；Approve transaction 同時更新 Application/Profile、授予／啟用 COACH role、Audit、必要 Outbox。</w:t>
+      </w:r>
+    </w:p>
+    <w:p>
+      <w:pPr>
+        <w:rPr/>
+      </w:pPr>
+      <w:r>
+        <w:rPr>
+          <w:rFonts w:ascii="Arial Unicode MS" w:cs="Arial Unicode MS" w:eastAsia="Arial Unicode MS" w:hAnsi="Arial Unicode MS"/>
+          <w:rtl w:val="0"/>
+        </w:rPr>
+        <w:t xml:space="preserve">- Coach Availability：必須 ACTIVE User + ACTIVE COACH role + APPROVED CoachProfile + same organization。</w:t>
+      </w:r>
+    </w:p>
+    <w:p>
+      <w:pPr>
+        <w:rPr/>
+      </w:pPr>
+      <w:r>
+        <w:rPr>
+          <w:rFonts w:ascii="Arial Unicode MS" w:cs="Arial Unicode MS" w:eastAsia="Arial Unicode MS" w:hAnsi="Arial Unicode MS"/>
+          <w:rtl w:val="0"/>
+        </w:rPr>
+        <w:t xml:space="preserve">- Frontend RoleGuard 只改善 UX；真正 gate 在 Spring Security + Application Service + DB/domain consistency。</w:t>
+      </w:r>
+    </w:p>
+    <w:p>
+      <w:pPr>
+        <w:rPr/>
+      </w:pPr>
+      <w:r>
+        <w:rPr>
+          <w:rtl w:val="0"/>
+        </w:rPr>
+      </w:r>
+    </w:p>
+    <w:p>
+      <w:pPr>
+        <w:rPr/>
+      </w:pPr>
+      <w:r>
+        <w:rPr>
+          <w:rtl w:val="0"/>
+        </w:rPr>
+        <w:t xml:space="preserve">17.4 Lesson Request Security Rules</w:t>
+      </w:r>
+    </w:p>
+    <w:p>
+      <w:pPr>
+        <w:rPr/>
+      </w:pPr>
+      <w:r>
+        <w:rPr>
+          <w:rFonts w:ascii="Arial Unicode MS" w:cs="Arial Unicode MS" w:eastAsia="Arial Unicode MS" w:hAnsi="Arial Unicode MS"/>
+          <w:rtl w:val="0"/>
+        </w:rPr>
+        <w:t xml:space="preserve">一般 Student self-service 的 requesterUserId 從 authenticated principal 取得，不接受 client mass assignment。</w:t>
+      </w:r>
+    </w:p>
+    <w:p>
+      <w:pPr>
+        <w:rPr/>
+      </w:pPr>
+      <w:r>
+        <w:rPr>
+          <w:rFonts w:ascii="Arial Unicode MS" w:cs="Arial Unicode MS" w:eastAsia="Arial Unicode MS" w:hAnsi="Arial Unicode MS"/>
+          <w:rtl w:val="0"/>
+        </w:rPr>
+        <w:t xml:space="preserve">`preferredCoachProfileId` 為 nullable single selection；`selectedAvailabilityProposalId` 為 nullable single availability source。若選 Availability，submission transaction 重新驗證 Proposal、capacity/claim eligibility 與 org scope，並原子建立 Claim。</w:t>
+      </w:r>
+    </w:p>
+    <w:p>
+      <w:pPr>
+        <w:rPr/>
+      </w:pPr>
+      <w:r>
+        <w:rPr>
+          <w:rFonts w:ascii="Arial Unicode MS" w:cs="Arial Unicode MS" w:eastAsia="Arial Unicode MS" w:hAnsi="Arial Unicode MS"/>
+          <w:rtl w:val="0"/>
+        </w:rPr>
+        <w:t xml:space="preserve">Committee 代建若在本 Slice 實作，必須是明確 Admin use case 並保存 actor；不得直接開放一般 Student DTO 任意指定 requester。</w:t>
+      </w:r>
+    </w:p>
+    <w:p>
+      <w:pPr>
+        <w:rPr/>
+      </w:pPr>
+      <w:r>
+        <w:rPr>
+          <w:rtl w:val="0"/>
+        </w:rPr>
+      </w:r>
+    </w:p>
+    <w:p>
+      <w:pPr>
+        <w:rPr/>
+      </w:pPr>
+      <w:r>
+        <w:rPr>
+          <w:rtl w:val="0"/>
+        </w:rPr>
+        <w:t xml:space="preserve">17.5 Flyway Execution Rule</w:t>
+      </w:r>
+    </w:p>
+    <w:p>
+      <w:pPr>
+        <w:rPr/>
+      </w:pPr>
+      <w:r>
+        <w:rPr>
+          <w:rFonts w:ascii="Arial Unicode MS" w:cs="Arial Unicode MS" w:eastAsia="Arial Unicode MS" w:hAnsi="Arial Unicode MS"/>
+          <w:rtl w:val="0"/>
+        </w:rPr>
+        <w:t xml:space="preserve">Codex 開始 Slice 2 前必須先執行 repository preflight：`git status`、確認目前 `main` / Slice 1 merge baseline、列出 `backend/src/main/resources/db/migration` 或實際 migration 目錄。</w:t>
+      </w:r>
+    </w:p>
+    <w:p>
+      <w:pPr>
+        <w:rPr/>
+      </w:pPr>
+      <w:r>
+        <w:rPr>
+          <w:rFonts w:ascii="Arial Unicode MS" w:cs="Arial Unicode MS" w:eastAsia="Arial Unicode MS" w:hAnsi="Arial Unicode MS"/>
+          <w:rtl w:val="0"/>
+        </w:rPr>
+        <w:t xml:space="preserve">Migration 版本號必須依 repository 現有 history 取得下一個可用版本，不得照設計文件歷史示意的 V003/V014 等號碼硬套。</w:t>
+      </w:r>
+    </w:p>
+    <w:p>
+      <w:pPr>
+        <w:rPr/>
+      </w:pPr>
+      <w:r>
+        <w:rPr>
+          <w:rFonts w:ascii="Arial Unicode MS" w:cs="Arial Unicode MS" w:eastAsia="Arial Unicode MS" w:hAnsi="Arial Unicode MS"/>
+          <w:rtl w:val="0"/>
+        </w:rPr>
+        <w:t xml:space="preserve">已進 main 的 Slice 0/1 migrations 不得重寫、重新排序或改 checksum；所有修正採新的 forward migration。</w:t>
+      </w:r>
+    </w:p>
+    <w:p>
+      <w:pPr>
+        <w:rPr/>
+      </w:pPr>
+      <w:r>
+        <w:rPr>
+          <w:rFonts w:ascii="Arial Unicode MS" w:cs="Arial Unicode MS" w:eastAsia="Arial Unicode MS" w:hAnsi="Arial Unicode MS"/>
+          <w:rtl w:val="0"/>
+        </w:rPr>
+        <w:t xml:space="preserve">Slice 2 clean PostgreSQL migration 必須在沒有 Slice 3 `course_matches` table 時 PASS。</w:t>
+      </w:r>
+    </w:p>
+    <w:p>
+      <w:pPr>
+        <w:rPr/>
+      </w:pPr>
+      <w:r>
+        <w:rPr>
+          <w:rtl w:val="0"/>
+        </w:rPr>
+      </w:r>
+    </w:p>
+    <w:p>
+      <w:pPr>
+        <w:rPr/>
+      </w:pPr>
+      <w:r>
+        <w:rPr>
+          <w:rtl w:val="0"/>
+        </w:rPr>
+        <w:t xml:space="preserve">17.6 Slice 2 Required Implementation Areas</w:t>
+      </w:r>
+    </w:p>
+    <w:p>
+      <w:pPr>
+        <w:rPr/>
+      </w:pPr>
+      <w:r>
+        <w:rPr>
+          <w:rFonts w:ascii="Arial Unicode MS" w:cs="Arial Unicode MS" w:eastAsia="Arial Unicode MS" w:hAnsi="Arial Unicode MS"/>
+          <w:rtl w:val="0"/>
+        </w:rPr>
+        <w:t xml:space="preserve">Backend：coach + lessonrequest modules，必要 shared security/idempotency/audit/outbox ports；不得破壞 Slice 1 Identity boundary。</w:t>
+      </w:r>
+    </w:p>
+    <w:p>
+      <w:pPr>
+        <w:rPr/>
+      </w:pPr>
+      <w:r>
+        <w:rPr>
+          <w:rFonts w:ascii="Arial Unicode MS" w:cs="Arial Unicode MS" w:eastAsia="Arial Unicode MS" w:hAnsi="Arial Unicode MS"/>
+          <w:rtl w:val="0"/>
+        </w:rPr>
+        <w:t xml:space="preserve">Database：04 最新 Slice 2 tables/constraints/indexes + deferred FK 規則。</w:t>
+      </w:r>
+    </w:p>
+    <w:p>
+      <w:pPr>
+        <w:rPr/>
+      </w:pPr>
+      <w:r>
+        <w:rPr>
+          <w:rFonts w:ascii="Arial Unicode MS" w:cs="Arial Unicode MS" w:eastAsia="Arial Unicode MS" w:hAnsi="Arial Unicode MS"/>
+          <w:rtl w:val="0"/>
+        </w:rPr>
+        <w:t xml:space="preserve">API：06 最新 canonical Coach Application / Availability / Lesson Request / Review / Submission endpoints。</w:t>
+      </w:r>
+    </w:p>
+    <w:p>
+      <w:pPr>
+        <w:rPr/>
+      </w:pPr>
+      <w:r>
+        <w:rPr>
+          <w:rFonts w:ascii="Arial Unicode MS" w:cs="Arial Unicode MS" w:eastAsia="Arial Unicode MS" w:hAnsi="Arial Unicode MS"/>
+          <w:rtl w:val="0"/>
+        </w:rPr>
+        <w:t xml:space="preserve">Frontend LIFF：Coach Application applicant flow、Coach role refresh/entry、single-range Availability、Student Lesson Request single coach / selected Availability flow。</w:t>
+      </w:r>
+    </w:p>
+    <w:p>
+      <w:pPr>
+        <w:rPr/>
+      </w:pPr>
+      <w:r>
+        <w:rPr>
+          <w:rFonts w:ascii="Arial Unicode MS" w:cs="Arial Unicode MS" w:eastAsia="Arial Unicode MS" w:hAnsi="Arial Unicode MS"/>
+          <w:rtl w:val="0"/>
+        </w:rPr>
+        <w:t xml:space="preserve">Frontend Admin / Committee LIFF：Coach Application review、Availability review、Lesson Request review 所需最小 P0 UI。</w:t>
+      </w:r>
+    </w:p>
+    <w:p>
+      <w:pPr>
+        <w:rPr/>
+      </w:pPr>
+      <w:r>
+        <w:rPr>
+          <w:rFonts w:ascii="Arial Unicode MS" w:cs="Arial Unicode MS" w:eastAsia="Arial Unicode MS" w:hAnsi="Arial Unicode MS"/>
+          <w:rtl w:val="0"/>
+        </w:rPr>
+        <w:t xml:space="preserve">Contract：Backend OpenAPI -&gt; generated TypeScript API client -&gt; handwritten adapter/hooks；禁止手寫另一份不一致 DTO。</w:t>
+      </w:r>
+    </w:p>
+    <w:p>
+      <w:pPr>
+        <w:rPr/>
+      </w:pPr>
+      <w:r>
+        <w:rPr>
+          <w:rFonts w:ascii="Arial Unicode MS" w:cs="Arial Unicode MS" w:eastAsia="Arial Unicode MS" w:hAnsi="Arial Unicode MS"/>
+          <w:rtl w:val="0"/>
+        </w:rPr>
+        <w:t xml:space="preserve">Tests：08 最新 Slice 2 Backfill cases + existing Slice DoD。</w:t>
+      </w:r>
+    </w:p>
+    <w:p>
+      <w:pPr>
+        <w:rPr/>
+      </w:pPr>
+      <w:r>
+        <w:rPr>
+          <w:rtl w:val="0"/>
+        </w:rPr>
+      </w:r>
+    </w:p>
+    <w:p>
+      <w:pPr>
+        <w:rPr/>
+      </w:pPr>
+      <w:r>
+        <w:rPr>
+          <w:rtl w:val="0"/>
+        </w:rPr>
+        <w:t xml:space="preserve">17.7 Slice 2 Definition of Done Addendum</w:t>
+      </w:r>
+    </w:p>
+    <w:p>
+      <w:pPr>
+        <w:rPr/>
+      </w:pPr>
+      <w:r>
+        <w:rPr>
+          <w:rFonts w:ascii="Arial Unicode MS" w:cs="Arial Unicode MS" w:eastAsia="Arial Unicode MS" w:hAnsi="Arial Unicode MS"/>
+          <w:rtl w:val="0"/>
+        </w:rPr>
+        <w:t xml:space="preserve">除 11. Test / CI Definition of Done 外，必須額外符合：</w:t>
+      </w:r>
+    </w:p>
+    <w:p>
+      <w:pPr>
+        <w:rPr/>
+      </w:pPr>
+      <w:r>
+        <w:rPr>
+          <w:rFonts w:ascii="Arial Unicode MS" w:cs="Arial Unicode MS" w:eastAsia="Arial Unicode MS" w:hAnsi="Arial Unicode MS"/>
+          <w:rtl w:val="0"/>
+        </w:rPr>
+        <w:t xml:space="preserve">- Student-only Active User 可申請 Coach；Approve 原子授予 COACH role；Reject 不授予。</w:t>
+      </w:r>
+    </w:p>
+    <w:p>
+      <w:pPr>
+        <w:rPr/>
+      </w:pPr>
+      <w:r>
+        <w:rPr>
+          <w:rFonts w:ascii="Arial Unicode MS" w:cs="Arial Unicode MS" w:eastAsia="Arial Unicode MS" w:hAnsi="Arial Unicode MS"/>
+          <w:rtl w:val="0"/>
+        </w:rPr>
+        <w:t xml:space="preserve">- Coach Availability dual gate（role + approved profile）與 org scope Security Tests PASS。</w:t>
+      </w:r>
+    </w:p>
+    <w:p>
+      <w:pPr>
+        <w:rPr/>
+      </w:pPr>
+      <w:r>
+        <w:rPr>
+          <w:rFonts w:ascii="Arial Unicode MS" w:cs="Arial Unicode MS" w:eastAsia="Arial Unicode MS" w:hAnsi="Arial Unicode MS"/>
+          <w:rtl w:val="0"/>
+        </w:rPr>
+        <w:t xml:space="preserve">- Availability OpenAPI/request 為 one Proposal / one TimeRange；legacy windows contract 不存在於 generated client。</w:t>
+      </w:r>
+    </w:p>
+    <w:p>
+      <w:pPr>
+        <w:rPr/>
+      </w:pPr>
+      <w:r>
+        <w:rPr>
+          <w:rFonts w:ascii="Arial Unicode MS" w:cs="Arial Unicode MS" w:eastAsia="Arial Unicode MS" w:hAnsi="Arial Unicode MS"/>
+          <w:rtl w:val="0"/>
+        </w:rPr>
+        <w:t xml:space="preserve">- Lesson Request OpenAPI/request 為 single preferredCoachProfileId；requester principal-derived；mass-assignment Security Test PASS。</w:t>
+      </w:r>
+    </w:p>
+    <w:p>
+      <w:pPr>
+        <w:rPr/>
+      </w:pPr>
+      <w:r>
+        <w:rPr>
+          <w:rFonts w:ascii="Arial Unicode MS" w:cs="Arial Unicode MS" w:eastAsia="Arial Unicode MS" w:hAnsi="Arial Unicode MS"/>
+          <w:rtl w:val="0"/>
+        </w:rPr>
+        <w:t xml:space="preserve">- Availability Claim PostgreSQL concurrency / unique protection PASS。</w:t>
+      </w:r>
+    </w:p>
+    <w:p>
+      <w:pPr>
+        <w:rPr/>
+      </w:pPr>
+      <w:r>
+        <w:rPr>
+          <w:rFonts w:ascii="Arial Unicode MS" w:cs="Arial Unicode MS" w:eastAsia="Arial Unicode MS" w:hAnsi="Arial Unicode MS"/>
+          <w:rtl w:val="0"/>
+        </w:rPr>
+        <w:t xml:space="preserve">- Slice 2 empty-DB Flyway PASS 且無 course_matches table/FK 偷跑。</w:t>
+      </w:r>
+    </w:p>
+    <w:p>
+      <w:pPr>
+        <w:rPr/>
+      </w:pPr>
+      <w:r>
+        <w:rPr>
+          <w:rFonts w:ascii="Arial Unicode MS" w:cs="Arial Unicode MS" w:eastAsia="Arial Unicode MS" w:hAnsi="Arial Unicode MS"/>
+          <w:rtl w:val="0"/>
+        </w:rPr>
+        <w:t xml:space="preserve">- Frontend typecheck/lint/unit/component PASS；P0 smoke flow 可驗證 Coach onboarding -&gt; Availability，以及 Student Lesson Request -&gt; Review。</w:t>
+      </w:r>
+    </w:p>
+    <w:p>
+      <w:pPr>
+        <w:rPr/>
+      </w:pPr>
+      <w:r>
+        <w:rPr>
+          <w:rFonts w:ascii="Arial Unicode MS" w:cs="Arial Unicode MS" w:eastAsia="Arial Unicode MS" w:hAnsi="Arial Unicode MS"/>
+          <w:rtl w:val="0"/>
+        </w:rPr>
+        <w:t xml:space="preserve">- Approved Baseline 01～10 在 implementation PR 中沒有被 Codex 修改。</w:t>
+      </w:r>
+    </w:p>
+    <w:p>
+      <w:pPr>
+        <w:rPr/>
+      </w:pPr>
+      <w:r>
+        <w:rPr>
+          <w:rtl w:val="0"/>
+        </w:rPr>
+      </w:r>
+    </w:p>
+    <w:p>
+      <w:pPr>
+        <w:rPr/>
+      </w:pPr>
+      <w:r>
+        <w:rPr>
+          <w:rtl w:val="0"/>
+        </w:rPr>
+        <w:t xml:space="preserve">17.8 Slice 2 Completion Report</w:t>
+      </w:r>
+    </w:p>
+    <w:p>
+      <w:pPr>
+        <w:rPr/>
+      </w:pPr>
+      <w:r>
+        <w:rPr>
+          <w:rFonts w:ascii="Arial Unicode MS" w:cs="Arial Unicode MS" w:eastAsia="Arial Unicode MS" w:hAnsi="Arial Unicode MS"/>
+          <w:rtl w:val="0"/>
+        </w:rPr>
+        <w:t xml:space="preserve">Codex 最終報告至少包含：Implementation Summary、Changed Files by DB/Backend/API/Frontend/Test、Migration &amp; OpenAPI Summary、Security Controls、Tests Executed（實際 command + PASS/FAIL/NOT RUN）、Baseline Ambiguities / Specification Gaps、以及 `SLICE 2 ACCEPTANCE: PASS` 或 `NOT READY`。</w:t>
+      </w:r>
+    </w:p>
+    <w:p>
+      <w:pPr>
+        <w:rPr/>
+      </w:pPr>
+      <w:r>
+        <w:rPr>
+          <w:rFonts w:ascii="Arial Unicode MS" w:cs="Arial Unicode MS" w:eastAsia="Arial Unicode MS" w:hAnsi="Arial Unicode MS"/>
+          <w:rtl w:val="0"/>
+        </w:rPr>
+        <w:t xml:space="preserve">未達 PASS 不得進 Slice 3；不得自行修改 Approved Baseline 來消除測試或實作落差。</w:t>
+      </w:r>
+    </w:p>
+    <w:p>
+      <w:pPr>
+        <w:rPr/>
+      </w:pPr>
+      <w:r>
+        <w:rPr>
+          <w:rtl w:val="0"/>
+        </w:rPr>
+      </w:r>
+    </w:p>
+    <w:p>
+      <w:pPr>
+        <w:rPr/>
+      </w:pPr>
+      <w:r>
+        <w:rPr>
+          <w:rtl w:val="0"/>
+        </w:rPr>
+        <w:t xml:space="preserve">17.9 Backfill Review Result</w:t>
+      </w:r>
+    </w:p>
+    <w:p>
+      <w:pPr>
+        <w:rPr/>
+      </w:pPr>
+      <w:r>
+        <w:rPr>
+          <w:rFonts w:ascii="Arial Unicode MS" w:cs="Arial Unicode MS" w:eastAsia="Arial Unicode MS" w:hAnsi="Arial Unicode MS"/>
+          <w:rtl w:val="0"/>
+        </w:rPr>
+        <w:t xml:space="preserve">Slice 2 Development Baseline 已依四項核准決策完成對齊。完成 Google Drive -&gt; repository docs/ Snapshot 同步後，方可交由 Codex 開始 Slice 2 implementation。</w:t>
+      </w:r>
+    </w:p>
+    <w:p>
+      <w:pPr>
+        <w:rPr/>
+      </w:pPr>
+      <w:r>
+        <w:rPr>
+          <w:rtl w:val="0"/>
+        </w:rPr>
       </w:r>
     </w:p>
     <w:p>
